--- a/klagomål/A 47207-2025 FSC-klagomål.docx
+++ b/klagomål/A 47207-2025 FSC-klagomål.docx
@@ -651,7 +651,7 @@
     <w:r>
       <w:tab/>
       <w:tab/>
-      <w:t>2025-10-04</w:t>
+      <w:t>2025-10-05</w:t>
       <w:br/>
       <w:br/>
     </w:r>

--- a/klagomål/A 47207-2025 FSC-klagomål.docx
+++ b/klagomål/A 47207-2025 FSC-klagomål.docx
@@ -651,7 +651,7 @@
     <w:r>
       <w:tab/>
       <w:tab/>
-      <w:t>2025-10-05</w:t>
+      <w:t>2025-10-06</w:t>
       <w:br/>
       <w:br/>
     </w:r>

--- a/klagomål/A 47207-2025 FSC-klagomål.docx
+++ b/klagomål/A 47207-2025 FSC-klagomål.docx
@@ -651,7 +651,7 @@
     <w:r>
       <w:tab/>
       <w:tab/>
-      <w:t>2025-10-06</w:t>
+      <w:t>2025-10-07</w:t>
       <w:br/>
       <w:br/>
     </w:r>

--- a/klagomål/A 47207-2025 FSC-klagomål.docx
+++ b/klagomål/A 47207-2025 FSC-klagomål.docx
@@ -651,7 +651,7 @@
     <w:r>
       <w:tab/>
       <w:tab/>
-      <w:t>2025-10-07</w:t>
+      <w:t>2025-10-08</w:t>
       <w:br/>
       <w:br/>
     </w:r>

--- a/klagomål/A 47207-2025 FSC-klagomål.docx
+++ b/klagomål/A 47207-2025 FSC-klagomål.docx
@@ -651,7 +651,7 @@
     <w:r>
       <w:tab/>
       <w:tab/>
-      <w:t>2025-10-08</w:t>
+      <w:t>2025-10-09</w:t>
       <w:br/>
       <w:br/>
     </w:r>

--- a/klagomål/A 47207-2025 FSC-klagomål.docx
+++ b/klagomål/A 47207-2025 FSC-klagomål.docx
@@ -651,7 +651,7 @@
     <w:r>
       <w:tab/>
       <w:tab/>
-      <w:t>2025-10-09</w:t>
+      <w:t>2025-10-10</w:t>
       <w:br/>
       <w:br/>
     </w:r>

--- a/klagomål/A 47207-2025 FSC-klagomål.docx
+++ b/klagomål/A 47207-2025 FSC-klagomål.docx
@@ -651,7 +651,7 @@
     <w:r>
       <w:tab/>
       <w:tab/>
-      <w:t>2025-10-10</w:t>
+      <w:t>2025-10-11</w:t>
       <w:br/>
       <w:br/>
     </w:r>

--- a/klagomål/A 47207-2025 FSC-klagomål.docx
+++ b/klagomål/A 47207-2025 FSC-klagomål.docx
@@ -651,7 +651,7 @@
     <w:r>
       <w:tab/>
       <w:tab/>
-      <w:t>2025-10-16</w:t>
+      <w:t>2025-10-17</w:t>
       <w:br/>
       <w:br/>
     </w:r>

--- a/klagomål/A 47207-2025 FSC-klagomål.docx
+++ b/klagomål/A 47207-2025 FSC-klagomål.docx
@@ -651,7 +651,7 @@
     <w:r>
       <w:tab/>
       <w:tab/>
-      <w:t>2025-10-17</w:t>
+      <w:t>2025-10-18</w:t>
       <w:br/>
       <w:br/>
     </w:r>

--- a/klagomål/A 47207-2025 FSC-klagomål.docx
+++ b/klagomål/A 47207-2025 FSC-klagomål.docx
@@ -651,7 +651,7 @@
     <w:r>
       <w:tab/>
       <w:tab/>
-      <w:t>2025-10-18</w:t>
+      <w:t>2025-10-19</w:t>
       <w:br/>
       <w:br/>
     </w:r>

--- a/klagomål/A 47207-2025 FSC-klagomål.docx
+++ b/klagomål/A 47207-2025 FSC-klagomål.docx
@@ -651,7 +651,7 @@
     <w:r>
       <w:tab/>
       <w:tab/>
-      <w:t>2025-10-19</w:t>
+      <w:t>2025-10-20</w:t>
       <w:br/>
       <w:br/>
     </w:r>

--- a/klagomål/A 47207-2025 FSC-klagomål.docx
+++ b/klagomål/A 47207-2025 FSC-klagomål.docx
@@ -651,7 +651,7 @@
     <w:r>
       <w:tab/>
       <w:tab/>
-      <w:t>2025-10-20</w:t>
+      <w:t>2025-10-21</w:t>
       <w:br/>
       <w:br/>
     </w:r>

--- a/klagomål/A 47207-2025 FSC-klagomål.docx
+++ b/klagomål/A 47207-2025 FSC-klagomål.docx
@@ -651,7 +651,7 @@
     <w:r>
       <w:tab/>
       <w:tab/>
-      <w:t>2025-10-21</w:t>
+      <w:t>2025-10-22</w:t>
       <w:br/>
       <w:br/>
     </w:r>

--- a/klagomål/A 47207-2025 FSC-klagomål.docx
+++ b/klagomål/A 47207-2025 FSC-klagomål.docx
@@ -651,7 +651,7 @@
     <w:r>
       <w:tab/>
       <w:tab/>
-      <w:t>2025-10-22</w:t>
+      <w:t>2025-10-23</w:t>
       <w:br/>
       <w:br/>
     </w:r>

--- a/klagomål/A 47207-2025 FSC-klagomål.docx
+++ b/klagomål/A 47207-2025 FSC-klagomål.docx
@@ -651,7 +651,7 @@
     <w:r>
       <w:tab/>
       <w:tab/>
-      <w:t>2025-10-23</w:t>
+      <w:t>2025-10-24</w:t>
       <w:br/>
       <w:br/>
     </w:r>

--- a/klagomål/A 47207-2025 FSC-klagomål.docx
+++ b/klagomål/A 47207-2025 FSC-klagomål.docx
@@ -651,7 +651,7 @@
     <w:r>
       <w:tab/>
       <w:tab/>
-      <w:t>2025-10-24</w:t>
+      <w:t>2025-10-25</w:t>
       <w:br/>
       <w:br/>
     </w:r>

--- a/klagomål/A 47207-2025 FSC-klagomål.docx
+++ b/klagomål/A 47207-2025 FSC-klagomål.docx
@@ -651,7 +651,7 @@
     <w:r>
       <w:tab/>
       <w:tab/>
-      <w:t>2025-10-25</w:t>
+      <w:t>2025-10-26</w:t>
       <w:br/>
       <w:br/>
     </w:r>

--- a/klagomål/A 47207-2025 FSC-klagomål.docx
+++ b/klagomål/A 47207-2025 FSC-klagomål.docx
@@ -651,7 +651,7 @@
     <w:r>
       <w:tab/>
       <w:tab/>
-      <w:t>2025-10-26</w:t>
+      <w:t>2025-10-27</w:t>
       <w:br/>
       <w:br/>
     </w:r>

--- a/klagomål/A 47207-2025 FSC-klagomål.docx
+++ b/klagomål/A 47207-2025 FSC-klagomål.docx
@@ -651,7 +651,7 @@
     <w:r>
       <w:tab/>
       <w:tab/>
-      <w:t>2025-10-27</w:t>
+      <w:t>2025-10-28</w:t>
       <w:br/>
       <w:br/>
     </w:r>

--- a/klagomål/A 47207-2025 FSC-klagomål.docx
+++ b/klagomål/A 47207-2025 FSC-klagomål.docx
@@ -651,7 +651,7 @@
     <w:r>
       <w:tab/>
       <w:tab/>
-      <w:t>2025-10-28</w:t>
+      <w:t>2025-10-29</w:t>
       <w:br/>
       <w:br/>
     </w:r>

--- a/klagomål/A 47207-2025 FSC-klagomål.docx
+++ b/klagomål/A 47207-2025 FSC-klagomål.docx
@@ -651,7 +651,7 @@
     <w:r>
       <w:tab/>
       <w:tab/>
-      <w:t>2025-10-29</w:t>
+      <w:t>2025-10-30</w:t>
       <w:br/>
       <w:br/>
     </w:r>

--- a/klagomål/A 47207-2025 FSC-klagomål.docx
+++ b/klagomål/A 47207-2025 FSC-klagomål.docx
@@ -651,7 +651,7 @@
     <w:r>
       <w:tab/>
       <w:tab/>
-      <w:t>2025-10-30</w:t>
+      <w:t>2025-10-31</w:t>
       <w:br/>
       <w:br/>
     </w:r>

--- a/klagomål/A 47207-2025 FSC-klagomål.docx
+++ b/klagomål/A 47207-2025 FSC-klagomål.docx
@@ -651,7 +651,7 @@
     <w:r>
       <w:tab/>
       <w:tab/>
-      <w:t>2025-10-31</w:t>
+      <w:t>2025-11-01</w:t>
       <w:br/>
       <w:br/>
     </w:r>

--- a/klagomål/A 47207-2025 FSC-klagomål.docx
+++ b/klagomål/A 47207-2025 FSC-klagomål.docx
@@ -651,7 +651,7 @@
     <w:r>
       <w:tab/>
       <w:tab/>
-      <w:t>2025-11-01</w:t>
+      <w:t>2025-11-02</w:t>
       <w:br/>
       <w:br/>
     </w:r>

--- a/klagomål/A 47207-2025 FSC-klagomål.docx
+++ b/klagomål/A 47207-2025 FSC-klagomål.docx
@@ -651,7 +651,7 @@
     <w:r>
       <w:tab/>
       <w:tab/>
-      <w:t>2025-11-02</w:t>
+      <w:t>2025-11-03</w:t>
       <w:br/>
       <w:br/>
     </w:r>

--- a/klagomål/A 47207-2025 FSC-klagomål.docx
+++ b/klagomål/A 47207-2025 FSC-klagomål.docx
@@ -651,7 +651,7 @@
     <w:r>
       <w:tab/>
       <w:tab/>
-      <w:t>2025-11-03</w:t>
+      <w:t>2025-11-04</w:t>
       <w:br/>
       <w:br/>
     </w:r>

--- a/klagomål/A 47207-2025 FSC-klagomål.docx
+++ b/klagomål/A 47207-2025 FSC-klagomål.docx
@@ -651,7 +651,7 @@
     <w:r>
       <w:tab/>
       <w:tab/>
-      <w:t>2025-11-04</w:t>
+      <w:t>2025-11-05</w:t>
       <w:br/>
       <w:br/>
     </w:r>

--- a/klagomål/A 47207-2025 FSC-klagomål.docx
+++ b/klagomål/A 47207-2025 FSC-klagomål.docx
@@ -651,7 +651,7 @@
     <w:r>
       <w:tab/>
       <w:tab/>
-      <w:t>2025-11-05</w:t>
+      <w:t>2025-11-06</w:t>
       <w:br/>
       <w:br/>
     </w:r>

--- a/klagomål/A 47207-2025 FSC-klagomål.docx
+++ b/klagomål/A 47207-2025 FSC-klagomål.docx
@@ -651,7 +651,7 @@
     <w:r>
       <w:tab/>
       <w:tab/>
-      <w:t>2025-11-06</w:t>
+      <w:t>2025-11-07</w:t>
       <w:br/>
       <w:br/>
     </w:r>

--- a/klagomål/A 47207-2025 FSC-klagomål.docx
+++ b/klagomål/A 47207-2025 FSC-klagomål.docx
@@ -651,7 +651,7 @@
     <w:r>
       <w:tab/>
       <w:tab/>
-      <w:t>2025-11-07</w:t>
+      <w:t>2025-11-08</w:t>
       <w:br/>
       <w:br/>
     </w:r>

--- a/klagomål/A 47207-2025 FSC-klagomål.docx
+++ b/klagomål/A 47207-2025 FSC-klagomål.docx
@@ -651,7 +651,7 @@
     <w:r>
       <w:tab/>
       <w:tab/>
-      <w:t>2025-11-08</w:t>
+      <w:t>2025-11-09</w:t>
       <w:br/>
       <w:br/>
     </w:r>

--- a/klagomål/A 47207-2025 FSC-klagomål.docx
+++ b/klagomål/A 47207-2025 FSC-klagomål.docx
@@ -651,7 +651,7 @@
     <w:r>
       <w:tab/>
       <w:tab/>
-      <w:t>2025-11-09</w:t>
+      <w:t>2025-11-10</w:t>
       <w:br/>
       <w:br/>
     </w:r>

--- a/klagomål/A 47207-2025 FSC-klagomål.docx
+++ b/klagomål/A 47207-2025 FSC-klagomål.docx
@@ -651,7 +651,7 @@
     <w:r>
       <w:tab/>
       <w:tab/>
-      <w:t>2025-11-10</w:t>
+      <w:t>2025-11-11</w:t>
       <w:br/>
       <w:br/>
     </w:r>

--- a/klagomål/A 47207-2025 FSC-klagomål.docx
+++ b/klagomål/A 47207-2025 FSC-klagomål.docx
@@ -651,7 +651,7 @@
     <w:r>
       <w:tab/>
       <w:tab/>
-      <w:t>2025-11-11</w:t>
+      <w:t>2025-11-12</w:t>
       <w:br/>
       <w:br/>
     </w:r>

--- a/klagomål/A 47207-2025 FSC-klagomål.docx
+++ b/klagomål/A 47207-2025 FSC-klagomål.docx
@@ -651,7 +651,7 @@
     <w:r>
       <w:tab/>
       <w:tab/>
-      <w:t>2025-11-12</w:t>
+      <w:t>2025-11-13</w:t>
       <w:br/>
       <w:br/>
     </w:r>

--- a/klagomål/A 47207-2025 FSC-klagomål.docx
+++ b/klagomål/A 47207-2025 FSC-klagomål.docx
@@ -651,7 +651,7 @@
     <w:r>
       <w:tab/>
       <w:tab/>
-      <w:t>2025-11-13</w:t>
+      <w:t>2025-11-14</w:t>
       <w:br/>
       <w:br/>
     </w:r>

--- a/klagomål/A 47207-2025 FSC-klagomål.docx
+++ b/klagomål/A 47207-2025 FSC-klagomål.docx
@@ -651,7 +651,7 @@
     <w:r>
       <w:tab/>
       <w:tab/>
-      <w:t>2025-11-14</w:t>
+      <w:t>2025-11-15</w:t>
       <w:br/>
       <w:br/>
     </w:r>

--- a/klagomål/A 47207-2025 FSC-klagomål.docx
+++ b/klagomål/A 47207-2025 FSC-klagomål.docx
@@ -651,7 +651,7 @@
     <w:r>
       <w:tab/>
       <w:tab/>
-      <w:t>2025-11-15</w:t>
+      <w:t>2025-11-20</w:t>
       <w:br/>
       <w:br/>
     </w:r>

--- a/klagomål/A 47207-2025 FSC-klagomål.docx
+++ b/klagomål/A 47207-2025 FSC-klagomål.docx
@@ -651,7 +651,7 @@
     <w:r>
       <w:tab/>
       <w:tab/>
-      <w:t>2025-11-20</w:t>
+      <w:t>2025-11-21</w:t>
       <w:br/>
       <w:br/>
     </w:r>

--- a/klagomål/A 47207-2025 FSC-klagomål.docx
+++ b/klagomål/A 47207-2025 FSC-klagomål.docx
@@ -651,7 +651,7 @@
     <w:r>
       <w:tab/>
       <w:tab/>
-      <w:t>2025-11-21</w:t>
+      <w:t>2025-11-22</w:t>
       <w:br/>
       <w:br/>
     </w:r>

--- a/klagomål/A 47207-2025 FSC-klagomål.docx
+++ b/klagomål/A 47207-2025 FSC-klagomål.docx
@@ -651,7 +651,7 @@
     <w:r>
       <w:tab/>
       <w:tab/>
-      <w:t>2025-11-22</w:t>
+      <w:t>2025-11-23</w:t>
       <w:br/>
       <w:br/>
     </w:r>

--- a/klagomål/A 47207-2025 FSC-klagomål.docx
+++ b/klagomål/A 47207-2025 FSC-klagomål.docx
@@ -651,7 +651,7 @@
     <w:r>
       <w:tab/>
       <w:tab/>
-      <w:t>2025-11-23</w:t>
+      <w:t>2025-11-24</w:t>
       <w:br/>
       <w:br/>
     </w:r>

--- a/klagomål/A 47207-2025 FSC-klagomål.docx
+++ b/klagomål/A 47207-2025 FSC-klagomål.docx
@@ -651,7 +651,7 @@
     <w:r>
       <w:tab/>
       <w:tab/>
-      <w:t>2025-11-24</w:t>
+      <w:t>2025-11-25</w:t>
       <w:br/>
       <w:br/>
     </w:r>

--- a/klagomål/A 47207-2025 FSC-klagomål.docx
+++ b/klagomål/A 47207-2025 FSC-klagomål.docx
@@ -651,7 +651,7 @@
     <w:r>
       <w:tab/>
       <w:tab/>
-      <w:t>2025-11-25</w:t>
+      <w:t>2025-11-26</w:t>
       <w:br/>
       <w:br/>
     </w:r>

--- a/klagomål/A 47207-2025 FSC-klagomål.docx
+++ b/klagomål/A 47207-2025 FSC-klagomål.docx
@@ -651,7 +651,7 @@
     <w:r>
       <w:tab/>
       <w:tab/>
-      <w:t>2025-11-26</w:t>
+      <w:t>2025-11-27</w:t>
       <w:br/>
       <w:br/>
     </w:r>

--- a/klagomål/A 47207-2025 FSC-klagomål.docx
+++ b/klagomål/A 47207-2025 FSC-klagomål.docx
@@ -651,7 +651,7 @@
     <w:r>
       <w:tab/>
       <w:tab/>
-      <w:t>2025-11-27</w:t>
+      <w:t>2025-11-28</w:t>
       <w:br/>
       <w:br/>
     </w:r>

--- a/klagomål/A 47207-2025 FSC-klagomål.docx
+++ b/klagomål/A 47207-2025 FSC-klagomål.docx
@@ -651,7 +651,7 @@
     <w:r>
       <w:tab/>
       <w:tab/>
-      <w:t>2025-11-28</w:t>
+      <w:t>2025-11-29</w:t>
       <w:br/>
       <w:br/>
     </w:r>

--- a/klagomål/A 47207-2025 FSC-klagomål.docx
+++ b/klagomål/A 47207-2025 FSC-klagomål.docx
@@ -651,7 +651,7 @@
     <w:r>
       <w:tab/>
       <w:tab/>
-      <w:t>2025-11-29</w:t>
+      <w:t>2025-11-30</w:t>
       <w:br/>
       <w:br/>
     </w:r>

--- a/klagomål/A 47207-2025 FSC-klagomål.docx
+++ b/klagomål/A 47207-2025 FSC-klagomål.docx
@@ -651,7 +651,7 @@
     <w:r>
       <w:tab/>
       <w:tab/>
-      <w:t>2025-11-30</w:t>
+      <w:t>2025-12-01</w:t>
       <w:br/>
       <w:br/>
     </w:r>

--- a/klagomål/A 47207-2025 FSC-klagomål.docx
+++ b/klagomål/A 47207-2025 FSC-klagomål.docx
@@ -651,7 +651,7 @@
     <w:r>
       <w:tab/>
       <w:tab/>
-      <w:t>2025-12-01</w:t>
+      <w:t>2025-12-02</w:t>
       <w:br/>
       <w:br/>
     </w:r>

--- a/klagomål/A 47207-2025 FSC-klagomål.docx
+++ b/klagomål/A 47207-2025 FSC-klagomål.docx
@@ -651,7 +651,7 @@
     <w:r>
       <w:tab/>
       <w:tab/>
-      <w:t>2025-12-02</w:t>
+      <w:t>2025-12-03</w:t>
       <w:br/>
       <w:br/>
     </w:r>

--- a/klagomål/A 47207-2025 FSC-klagomål.docx
+++ b/klagomål/A 47207-2025 FSC-klagomål.docx
@@ -651,7 +651,7 @@
     <w:r>
       <w:tab/>
       <w:tab/>
-      <w:t>2025-12-03</w:t>
+      <w:t>2025-12-04</w:t>
       <w:br/>
       <w:br/>
     </w:r>

--- a/klagomål/A 47207-2025 FSC-klagomål.docx
+++ b/klagomål/A 47207-2025 FSC-klagomål.docx
@@ -651,7 +651,7 @@
     <w:r>
       <w:tab/>
       <w:tab/>
-      <w:t>2025-12-04</w:t>
+      <w:t>2025-12-05</w:t>
       <w:br/>
       <w:br/>
     </w:r>

--- a/klagomål/A 47207-2025 FSC-klagomål.docx
+++ b/klagomål/A 47207-2025 FSC-klagomål.docx
@@ -651,7 +651,7 @@
     <w:r>
       <w:tab/>
       <w:tab/>
-      <w:t>2025-12-05</w:t>
+      <w:t>2025-12-06</w:t>
       <w:br/>
       <w:br/>
     </w:r>

--- a/klagomål/A 47207-2025 FSC-klagomål.docx
+++ b/klagomål/A 47207-2025 FSC-klagomål.docx
@@ -651,7 +651,7 @@
     <w:r>
       <w:tab/>
       <w:tab/>
-      <w:t>2025-12-06</w:t>
+      <w:t>2025-12-07</w:t>
       <w:br/>
       <w:br/>
     </w:r>

--- a/klagomål/A 47207-2025 FSC-klagomål.docx
+++ b/klagomål/A 47207-2025 FSC-klagomål.docx
@@ -651,7 +651,7 @@
     <w:r>
       <w:tab/>
       <w:tab/>
-      <w:t>2025-12-07</w:t>
+      <w:t>2025-12-08</w:t>
       <w:br/>
       <w:br/>
     </w:r>

--- a/klagomål/A 47207-2025 FSC-klagomål.docx
+++ b/klagomål/A 47207-2025 FSC-klagomål.docx
@@ -651,7 +651,7 @@
     <w:r>
       <w:tab/>
       <w:tab/>
-      <w:t>2025-12-08</w:t>
+      <w:t>2025-12-09</w:t>
       <w:br/>
       <w:br/>
     </w:r>

--- a/klagomål/A 47207-2025 FSC-klagomål.docx
+++ b/klagomål/A 47207-2025 FSC-klagomål.docx
@@ -651,7 +651,7 @@
     <w:r>
       <w:tab/>
       <w:tab/>
-      <w:t>2025-12-09</w:t>
+      <w:t>2025-12-10</w:t>
       <w:br/>
       <w:br/>
     </w:r>

--- a/klagomål/A 47207-2025 FSC-klagomål.docx
+++ b/klagomål/A 47207-2025 FSC-klagomål.docx
@@ -651,7 +651,7 @@
     <w:r>
       <w:tab/>
       <w:tab/>
-      <w:t>2025-12-10</w:t>
+      <w:t>2025-12-11</w:t>
       <w:br/>
       <w:br/>
     </w:r>

--- a/klagomål/A 47207-2025 FSC-klagomål.docx
+++ b/klagomål/A 47207-2025 FSC-klagomål.docx
@@ -651,7 +651,7 @@
     <w:r>
       <w:tab/>
       <w:tab/>
-      <w:t>2025-12-11</w:t>
+      <w:t>2025-12-12</w:t>
       <w:br/>
       <w:br/>
     </w:r>

--- a/klagomål/A 47207-2025 FSC-klagomål.docx
+++ b/klagomål/A 47207-2025 FSC-klagomål.docx
@@ -651,7 +651,7 @@
     <w:r>
       <w:tab/>
       <w:tab/>
-      <w:t>2025-12-12</w:t>
+      <w:t>2025-12-13</w:t>
       <w:br/>
       <w:br/>
     </w:r>

--- a/klagomål/A 47207-2025 FSC-klagomål.docx
+++ b/klagomål/A 47207-2025 FSC-klagomål.docx
@@ -651,7 +651,7 @@
     <w:r>
       <w:tab/>
       <w:tab/>
-      <w:t>2025-12-19</w:t>
+      <w:t>2025-12-20</w:t>
       <w:br/>
       <w:br/>
     </w:r>

--- a/klagomål/A 47207-2025 FSC-klagomål.docx
+++ b/klagomål/A 47207-2025 FSC-klagomål.docx
@@ -651,7 +651,7 @@
     <w:r>
       <w:tab/>
       <w:tab/>
-      <w:t>2025-12-20</w:t>
+      <w:t>2025-12-21</w:t>
       <w:br/>
       <w:br/>
     </w:r>

--- a/klagomål/A 47207-2025 FSC-klagomål.docx
+++ b/klagomål/A 47207-2025 FSC-klagomål.docx
@@ -651,7 +651,7 @@
     <w:r>
       <w:tab/>
       <w:tab/>
-      <w:t>2025-12-21</w:t>
+      <w:t>2025-12-22</w:t>
       <w:br/>
       <w:br/>
     </w:r>

--- a/klagomål/A 47207-2025 FSC-klagomål.docx
+++ b/klagomål/A 47207-2025 FSC-klagomål.docx
@@ -651,7 +651,7 @@
     <w:r>
       <w:tab/>
       <w:tab/>
-      <w:t>2025-12-22</w:t>
+      <w:t>2025-12-26</w:t>
       <w:br/>
       <w:br/>
     </w:r>

--- a/klagomål/A 47207-2025 FSC-klagomål.docx
+++ b/klagomål/A 47207-2025 FSC-klagomål.docx
@@ -651,7 +651,7 @@
     <w:r>
       <w:tab/>
       <w:tab/>
-      <w:t>2026-01-07</w:t>
+      <w:t>2026-01-08</w:t>
       <w:br/>
       <w:br/>
     </w:r>

--- a/klagomål/A 47207-2025 FSC-klagomål.docx
+++ b/klagomål/A 47207-2025 FSC-klagomål.docx
@@ -651,7 +651,7 @@
     <w:r>
       <w:tab/>
       <w:tab/>
-      <w:t>2026-01-08</w:t>
+      <w:t>2026-01-09</w:t>
       <w:br/>
       <w:br/>
     </w:r>

--- a/klagomål/A 47207-2025 FSC-klagomål.docx
+++ b/klagomål/A 47207-2025 FSC-klagomål.docx
@@ -651,7 +651,7 @@
     <w:r>
       <w:tab/>
       <w:tab/>
-      <w:t>2026-01-09</w:t>
+      <w:t>2026-01-10</w:t>
       <w:br/>
       <w:br/>
     </w:r>

--- a/klagomål/A 47207-2025 FSC-klagomål.docx
+++ b/klagomål/A 47207-2025 FSC-klagomål.docx
@@ -651,7 +651,7 @@
     <w:r>
       <w:tab/>
       <w:tab/>
-      <w:t>2026-01-10</w:t>
+      <w:t>2026-01-11</w:t>
       <w:br/>
       <w:br/>
     </w:r>

--- a/klagomål/A 47207-2025 FSC-klagomål.docx
+++ b/klagomål/A 47207-2025 FSC-klagomål.docx
@@ -651,7 +651,7 @@
     <w:r>
       <w:tab/>
       <w:tab/>
-      <w:t>2026-01-11</w:t>
+      <w:t>2026-01-12</w:t>
       <w:br/>
       <w:br/>
     </w:r>

--- a/klagomål/A 47207-2025 FSC-klagomål.docx
+++ b/klagomål/A 47207-2025 FSC-klagomål.docx
@@ -651,7 +651,7 @@
     <w:r>
       <w:tab/>
       <w:tab/>
-      <w:t>2026-01-12</w:t>
+      <w:t>2026-01-13</w:t>
       <w:br/>
       <w:br/>
     </w:r>

--- a/klagomål/A 47207-2025 FSC-klagomål.docx
+++ b/klagomål/A 47207-2025 FSC-klagomål.docx
@@ -651,7 +651,7 @@
     <w:r>
       <w:tab/>
       <w:tab/>
-      <w:t>2026-01-13</w:t>
+      <w:t>2026-01-14</w:t>
       <w:br/>
       <w:br/>
     </w:r>

--- a/klagomål/A 47207-2025 FSC-klagomål.docx
+++ b/klagomål/A 47207-2025 FSC-klagomål.docx
@@ -651,7 +651,7 @@
     <w:r>
       <w:tab/>
       <w:tab/>
-      <w:t>2026-01-14</w:t>
+      <w:t>2026-01-15</w:t>
       <w:br/>
       <w:br/>
     </w:r>

--- a/klagomål/A 47207-2025 FSC-klagomål.docx
+++ b/klagomål/A 47207-2025 FSC-klagomål.docx
@@ -651,7 +651,7 @@
     <w:r>
       <w:tab/>
       <w:tab/>
-      <w:t>2026-01-15</w:t>
+      <w:t>2026-01-16</w:t>
       <w:br/>
       <w:br/>
     </w:r>

--- a/klagomål/A 47207-2025 FSC-klagomål.docx
+++ b/klagomål/A 47207-2025 FSC-klagomål.docx
@@ -651,7 +651,7 @@
     <w:r>
       <w:tab/>
       <w:tab/>
-      <w:t>2026-01-16</w:t>
+      <w:t>2026-01-17</w:t>
       <w:br/>
       <w:br/>
     </w:r>

--- a/klagomål/A 47207-2025 FSC-klagomål.docx
+++ b/klagomål/A 47207-2025 FSC-klagomål.docx
@@ -651,7 +651,7 @@
     <w:r>
       <w:tab/>
       <w:tab/>
-      <w:t>2026-01-17</w:t>
+      <w:t>2026-01-18</w:t>
       <w:br/>
       <w:br/>
     </w:r>

--- a/klagomål/A 47207-2025 FSC-klagomål.docx
+++ b/klagomål/A 47207-2025 FSC-klagomål.docx
@@ -651,7 +651,7 @@
     <w:r>
       <w:tab/>
       <w:tab/>
-      <w:t>2026-01-18</w:t>
+      <w:t>2026-01-19</w:t>
       <w:br/>
       <w:br/>
     </w:r>

--- a/klagomål/A 47207-2025 FSC-klagomål.docx
+++ b/klagomål/A 47207-2025 FSC-klagomål.docx
@@ -651,7 +651,7 @@
     <w:r>
       <w:tab/>
       <w:tab/>
-      <w:t>2026-01-19</w:t>
+      <w:t>2026-01-20</w:t>
       <w:br/>
       <w:br/>
     </w:r>

--- a/klagomål/A 47207-2025 FSC-klagomål.docx
+++ b/klagomål/A 47207-2025 FSC-klagomål.docx
@@ -651,7 +651,7 @@
     <w:r>
       <w:tab/>
       <w:tab/>
-      <w:t>2026-01-20</w:t>
+      <w:t>2026-01-21</w:t>
       <w:br/>
       <w:br/>
     </w:r>

--- a/klagomål/A 47207-2025 FSC-klagomål.docx
+++ b/klagomål/A 47207-2025 FSC-klagomål.docx
@@ -651,7 +651,7 @@
     <w:r>
       <w:tab/>
       <w:tab/>
-      <w:t>2026-01-21</w:t>
+      <w:t>2026-01-23</w:t>
       <w:br/>
       <w:br/>
     </w:r>

--- a/klagomål/A 47207-2025 FSC-klagomål.docx
+++ b/klagomål/A 47207-2025 FSC-klagomål.docx
@@ -651,7 +651,7 @@
     <w:r>
       <w:tab/>
       <w:tab/>
-      <w:t>2026-01-23</w:t>
+      <w:t>2026-01-24</w:t>
       <w:br/>
       <w:br/>
     </w:r>

--- a/klagomål/A 47207-2025 FSC-klagomål.docx
+++ b/klagomål/A 47207-2025 FSC-klagomål.docx
@@ -651,7 +651,7 @@
     <w:r>
       <w:tab/>
       <w:tab/>
-      <w:t>2026-01-24</w:t>
+      <w:t>2026-01-25</w:t>
       <w:br/>
       <w:br/>
     </w:r>

--- a/klagomål/A 47207-2025 FSC-klagomål.docx
+++ b/klagomål/A 47207-2025 FSC-klagomål.docx
@@ -651,7 +651,7 @@
     <w:r>
       <w:tab/>
       <w:tab/>
-      <w:t>2026-01-25</w:t>
+      <w:t>2026-01-26</w:t>
       <w:br/>
       <w:br/>
     </w:r>

--- a/klagomål/A 47207-2025 FSC-klagomål.docx
+++ b/klagomål/A 47207-2025 FSC-klagomål.docx
@@ -651,7 +651,7 @@
     <w:r>
       <w:tab/>
       <w:tab/>
-      <w:t>2026-01-26</w:t>
+      <w:t>2026-01-27</w:t>
       <w:br/>
       <w:br/>
     </w:r>

--- a/klagomål/A 47207-2025 FSC-klagomål.docx
+++ b/klagomål/A 47207-2025 FSC-klagomål.docx
@@ -651,7 +651,7 @@
     <w:r>
       <w:tab/>
       <w:tab/>
-      <w:t>2026-01-27</w:t>
+      <w:t>2026-01-28</w:t>
       <w:br/>
       <w:br/>
     </w:r>

--- a/klagomål/A 47207-2025 FSC-klagomål.docx
+++ b/klagomål/A 47207-2025 FSC-klagomål.docx
@@ -112,7 +112,7 @@
         <w:pStyle w:val="ListBullet"/>
       </w:pPr>
       <w:r>
-        <w:t>Om ett ombud (tex Norra skog eller Mellanskog) avverkningsanmäler en skog med naturvärden motsvarande nyckelbiotops kvalité men markägaren inte är FSC certifierad, bör du skicka in ett FSC kontrollerat virke klagomål. Då ska klagomålet skickas till ombudsföretaget.</w:t>
+        <w:t>Om ett ombud (tex Norra skog eller Mellanskog) avverkningsanmäler en skog med naturvärden motsvarande nyckelbiotops kvalitet men markägaren inte är FSC certifierad, bör du skicka in ett FSC kontrollerat virke klagomål. Då ska klagomålet skickas till ombudsföretaget.</w:t>
       </w:r>
     </w:p>
     <w:p>
@@ -244,6 +244,35 @@
       </w:pPr>
       <w:r>
         <w:t>Figur 1. Fyndplatser för naturvårdsarter i det avverkningsanmälda området (röd linje). Markörer utan svart kant är placerade på fyndplatsen. Markörer med svart kant är placerade vid sidan av fyndplatsen och har ett svart streck som visar fyndplatsens exakta position. Kartans mittpunktskoordinat är N 6706833, E 630865 i SWEREF 99 TM.</w:t>
+      </w:r>
+    </w:p>
+    <w:p>
+      <w:r>
+        <w:rPr>
+          <w:b/>
+        </w:rPr>
+        <w:t xml:space="preserve">Sumpviol (NT) </w:t>
+      </w:r>
+      <w:r>
+        <w:t xml:space="preserve">påträffas huvudsakligen längs lugnflytande vattendrag på fuktängar och i strandskogar med svämsediment. På det stora flertalet lokaler finns ett glest trädskikt av klibbal med inslag av björk eller ask, men violen kan också växa öppet i strandmader och i fuktig betesmark. En del lokaler, bland annat i Sydsverige utgörs också av klibbalkärr långt från sjöar och vattendrag. Kalavverkning och omfattande röjning har missgynnat arten på flera lokaler. Största hotet mot arten är dikning och kanalisering. Sumpviol är typisk art för </w:t>
+      </w:r>
+      <w:r>
+        <w:rPr>
+          <w:i/>
+        </w:rPr>
+        <w:t xml:space="preserve">9080 Lövsumpskog, 9750 Svämlövskog </w:t>
+      </w:r>
+      <w:r>
+        <w:t>och</w:t>
+      </w:r>
+      <w:r>
+        <w:rPr>
+          <w:i/>
+        </w:rPr>
+        <w:t xml:space="preserve"> 9760 Svämädellövskog </w:t>
+      </w:r>
+      <w:r>
+        <w:t>(SLU Artdatabanken, 2025).</w:t>
       </w:r>
     </w:p>
     <w:p>
@@ -651,7 +680,7 @@
     <w:r>
       <w:tab/>
       <w:tab/>
-      <w:t>2026-01-28</w:t>
+      <w:t>2026-01-29</w:t>
       <w:br/>
       <w:br/>
     </w:r>

--- a/klagomål/A 47207-2025 FSC-klagomål.docx
+++ b/klagomål/A 47207-2025 FSC-klagomål.docx
@@ -680,7 +680,7 @@
     <w:r>
       <w:tab/>
       <w:tab/>
-      <w:t>2026-01-29</w:t>
+      <w:t>2026-01-30</w:t>
       <w:br/>
       <w:br/>
     </w:r>

--- a/klagomål/A 47207-2025 FSC-klagomål.docx
+++ b/klagomål/A 47207-2025 FSC-klagomål.docx
@@ -680,7 +680,7 @@
     <w:r>
       <w:tab/>
       <w:tab/>
-      <w:t>2026-01-30</w:t>
+      <w:t>2026-01-31</w:t>
       <w:br/>
       <w:br/>
     </w:r>

--- a/klagomål/A 47207-2025 FSC-klagomål.docx
+++ b/klagomål/A 47207-2025 FSC-klagomål.docx
@@ -680,7 +680,7 @@
     <w:r>
       <w:tab/>
       <w:tab/>
-      <w:t>2026-03-02</w:t>
+      <w:t>2026-03-03</w:t>
       <w:br/>
       <w:br/>
     </w:r>

--- a/klagomål/A 47207-2025 FSC-klagomål.docx
+++ b/klagomål/A 47207-2025 FSC-klagomål.docx
@@ -680,7 +680,7 @@
     <w:r>
       <w:tab/>
       <w:tab/>
-      <w:t>2026-03-03</w:t>
+      <w:t>2026-03-04</w:t>
       <w:br/>
       <w:br/>
     </w:r>

--- a/klagomål/A 47207-2025 FSC-klagomål.docx
+++ b/klagomål/A 47207-2025 FSC-klagomål.docx
@@ -680,7 +680,7 @@
     <w:r>
       <w:tab/>
       <w:tab/>
-      <w:t>2026-03-04</w:t>
+      <w:t>2026-03-05</w:t>
       <w:br/>
       <w:br/>
     </w:r>

--- a/klagomål/A 47207-2025 FSC-klagomål.docx
+++ b/klagomål/A 47207-2025 FSC-klagomål.docx
@@ -680,7 +680,7 @@
     <w:r>
       <w:tab/>
       <w:tab/>
-      <w:t>2026-03-05</w:t>
+      <w:t>2026-03-06</w:t>
       <w:br/>
       <w:br/>
     </w:r>

--- a/klagomål/A 47207-2025 FSC-klagomål.docx
+++ b/klagomål/A 47207-2025 FSC-klagomål.docx
@@ -680,7 +680,7 @@
     <w:r>
       <w:tab/>
       <w:tab/>
-      <w:t>2026-03-06</w:t>
+      <w:t>2026-03-07</w:t>
       <w:br/>
       <w:br/>
     </w:r>

--- a/klagomål/A 47207-2025 FSC-klagomål.docx
+++ b/klagomål/A 47207-2025 FSC-klagomål.docx
@@ -680,7 +680,7 @@
     <w:r>
       <w:tab/>
       <w:tab/>
-      <w:t>2026-03-07</w:t>
+      <w:t>2026-03-08</w:t>
       <w:br/>
       <w:br/>
     </w:r>

--- a/klagomål/A 47207-2025 FSC-klagomål.docx
+++ b/klagomål/A 47207-2025 FSC-klagomål.docx
@@ -680,7 +680,7 @@
     <w:r>
       <w:tab/>
       <w:tab/>
-      <w:t>2026-03-08</w:t>
+      <w:t>2026-03-09</w:t>
       <w:br/>
       <w:br/>
     </w:r>

--- a/klagomål/A 47207-2025 FSC-klagomål.docx
+++ b/klagomål/A 47207-2025 FSC-klagomål.docx
@@ -680,7 +680,7 @@
     <w:r>
       <w:tab/>
       <w:tab/>
-      <w:t>2026-03-09</w:t>
+      <w:t>2026-03-10</w:t>
       <w:br/>
       <w:br/>
     </w:r>

--- a/klagomål/A 47207-2025 FSC-klagomål.docx
+++ b/klagomål/A 47207-2025 FSC-klagomål.docx
@@ -680,7 +680,7 @@
     <w:r>
       <w:tab/>
       <w:tab/>
-      <w:t>2026-03-10</w:t>
+      <w:t>2026-03-11</w:t>
       <w:br/>
       <w:br/>
     </w:r>

--- a/klagomål/A 47207-2025 FSC-klagomål.docx
+++ b/klagomål/A 47207-2025 FSC-klagomål.docx
@@ -680,7 +680,7 @@
     <w:r>
       <w:tab/>
       <w:tab/>
-      <w:t>2026-03-11</w:t>
+      <w:t>2026-03-12</w:t>
       <w:br/>
       <w:br/>
     </w:r>

--- a/klagomål/A 47207-2025 FSC-klagomål.docx
+++ b/klagomål/A 47207-2025 FSC-klagomål.docx
@@ -680,7 +680,7 @@
     <w:r>
       <w:tab/>
       <w:tab/>
-      <w:t>2026-03-12</w:t>
+      <w:t>2026-03-13</w:t>
       <w:br/>
       <w:br/>
     </w:r>

--- a/klagomål/A 47207-2025 FSC-klagomål.docx
+++ b/klagomål/A 47207-2025 FSC-klagomål.docx
@@ -680,7 +680,7 @@
     <w:r>
       <w:tab/>
       <w:tab/>
-      <w:t>2026-04-14</w:t>
+      <w:t>2026-04-15</w:t>
       <w:br/>
       <w:br/>
     </w:r>

--- a/klagomål/A 47207-2025 FSC-klagomål.docx
+++ b/klagomål/A 47207-2025 FSC-klagomål.docx
@@ -680,7 +680,7 @@
     <w:r>
       <w:tab/>
       <w:tab/>
-      <w:t>2026-04-15</w:t>
+      <w:t>2026-04-16</w:t>
       <w:br/>
       <w:br/>
     </w:r>

--- a/klagomål/A 47207-2025 FSC-klagomål.docx
+++ b/klagomål/A 47207-2025 FSC-klagomål.docx
@@ -680,7 +680,7 @@
     <w:r>
       <w:tab/>
       <w:tab/>
-      <w:t>2026-04-16</w:t>
+      <w:t>2026-04-17</w:t>
       <w:br/>
       <w:br/>
     </w:r>

--- a/klagomål/A 47207-2025 FSC-klagomål.docx
+++ b/klagomål/A 47207-2025 FSC-klagomål.docx
@@ -680,7 +680,7 @@
     <w:r>
       <w:tab/>
       <w:tab/>
-      <w:t>2026-04-17</w:t>
+      <w:t>2026-04-18</w:t>
       <w:br/>
       <w:br/>
     </w:r>

--- a/klagomål/A 47207-2025 FSC-klagomål.docx
+++ b/klagomål/A 47207-2025 FSC-klagomål.docx
@@ -680,7 +680,7 @@
     <w:r>
       <w:tab/>
       <w:tab/>
-      <w:t>2026-04-18</w:t>
+      <w:t>2026-04-19</w:t>
       <w:br/>
       <w:br/>
     </w:r>

--- a/klagomål/A 47207-2025 FSC-klagomål.docx
+++ b/klagomål/A 47207-2025 FSC-klagomål.docx
@@ -680,7 +680,7 @@
     <w:r>
       <w:tab/>
       <w:tab/>
-      <w:t>2026-04-19</w:t>
+      <w:t>2026-04-20</w:t>
       <w:br/>
       <w:br/>
     </w:r>

--- a/klagomål/A 47207-2025 FSC-klagomål.docx
+++ b/klagomål/A 47207-2025 FSC-klagomål.docx
@@ -680,7 +680,7 @@
     <w:r>
       <w:tab/>
       <w:tab/>
-      <w:t>2026-04-20</w:t>
+      <w:t>2026-04-21</w:t>
       <w:br/>
       <w:br/>
     </w:r>

--- a/klagomål/A 47207-2025 FSC-klagomål.docx
+++ b/klagomål/A 47207-2025 FSC-klagomål.docx
@@ -680,7 +680,7 @@
     <w:r>
       <w:tab/>
       <w:tab/>
-      <w:t>2026-04-21</w:t>
+      <w:t>2026-04-22</w:t>
       <w:br/>
       <w:br/>
     </w:r>

--- a/klagomål/A 47207-2025 FSC-klagomål.docx
+++ b/klagomål/A 47207-2025 FSC-klagomål.docx
@@ -680,7 +680,7 @@
     <w:r>
       <w:tab/>
       <w:tab/>
-      <w:t>2026-04-22</w:t>
+      <w:t>2026-04-23</w:t>
       <w:br/>
       <w:br/>
     </w:r>

--- a/klagomål/A 47207-2025 FSC-klagomål.docx
+++ b/klagomål/A 47207-2025 FSC-klagomål.docx
@@ -680,7 +680,7 @@
     <w:r>
       <w:tab/>
       <w:tab/>
-      <w:t>2026-04-23</w:t>
+      <w:t>2026-04-24</w:t>
       <w:br/>
       <w:br/>
     </w:r>

--- a/klagomål/A 47207-2025 FSC-klagomål.docx
+++ b/klagomål/A 47207-2025 FSC-klagomål.docx
@@ -680,7 +680,7 @@
     <w:r>
       <w:tab/>
       <w:tab/>
-      <w:t>2026-04-24</w:t>
+      <w:t>2026-04-25</w:t>
       <w:br/>
       <w:br/>
     </w:r>

--- a/klagomål/A 47207-2025 FSC-klagomål.docx
+++ b/klagomål/A 47207-2025 FSC-klagomål.docx
@@ -680,7 +680,7 @@
     <w:r>
       <w:tab/>
       <w:tab/>
-      <w:t>2026-04-25</w:t>
+      <w:t>2026-04-26</w:t>
       <w:br/>
       <w:br/>
     </w:r>

--- a/klagomål/A 47207-2025 FSC-klagomål.docx
+++ b/klagomål/A 47207-2025 FSC-klagomål.docx
@@ -680,7 +680,7 @@
     <w:r>
       <w:tab/>
       <w:tab/>
-      <w:t>2026-04-26</w:t>
+      <w:t>2026-04-27</w:t>
       <w:br/>
       <w:br/>
     </w:r>

--- a/klagomål/A 47207-2025 FSC-klagomål.docx
+++ b/klagomål/A 47207-2025 FSC-klagomål.docx
@@ -680,7 +680,7 @@
     <w:r>
       <w:tab/>
       <w:tab/>
-      <w:t>2026-04-27</w:t>
+      <w:t>2026-04-28</w:t>
       <w:br/>
       <w:br/>
     </w:r>

--- a/klagomål/A 47207-2025 FSC-klagomål.docx
+++ b/klagomål/A 47207-2025 FSC-klagomål.docx
@@ -680,7 +680,7 @@
     <w:r>
       <w:tab/>
       <w:tab/>
-      <w:t>2026-05-16</w:t>
+      <w:t>2026-05-17</w:t>
       <w:br/>
       <w:br/>
     </w:r>

--- a/klagomål/A 47207-2025 FSC-klagomål.docx
+++ b/klagomål/A 47207-2025 FSC-klagomål.docx
@@ -680,7 +680,7 @@
     <w:r>
       <w:tab/>
       <w:tab/>
-      <w:t>2026-05-17</w:t>
+      <w:t>2026-05-18</w:t>
       <w:br/>
       <w:br/>
     </w:r>

--- a/klagomål/A 47207-2025 FSC-klagomål.docx
+++ b/klagomål/A 47207-2025 FSC-klagomål.docx
@@ -680,7 +680,7 @@
     <w:r>
       <w:tab/>
       <w:tab/>
-      <w:t>2026-05-18</w:t>
+      <w:t>2026-05-19</w:t>
       <w:br/>
       <w:br/>
     </w:r>

--- a/klagomål/A 47207-2025 FSC-klagomål.docx
+++ b/klagomål/A 47207-2025 FSC-klagomål.docx
@@ -680,7 +680,7 @@
     <w:r>
       <w:tab/>
       <w:tab/>
-      <w:t>2026-05-19</w:t>
+      <w:t>2026-05-20</w:t>
       <w:br/>
       <w:br/>
     </w:r>

--- a/klagomål/A 47207-2025 FSC-klagomål.docx
+++ b/klagomål/A 47207-2025 FSC-klagomål.docx
@@ -680,7 +680,7 @@
     <w:r>
       <w:tab/>
       <w:tab/>
-      <w:t>2026-05-20</w:t>
+      <w:t>2026-05-21</w:t>
       <w:br/>
       <w:br/>
     </w:r>

--- a/klagomål/A 47207-2025 FSC-klagomål.docx
+++ b/klagomål/A 47207-2025 FSC-klagomål.docx
@@ -680,7 +680,7 @@
     <w:r>
       <w:tab/>
       <w:tab/>
-      <w:t>2026-05-21</w:t>
+      <w:t>2026-05-22</w:t>
       <w:br/>
       <w:br/>
     </w:r>

--- a/klagomål/A 47207-2025 FSC-klagomål.docx
+++ b/klagomål/A 47207-2025 FSC-klagomål.docx
@@ -680,7 +680,7 @@
     <w:r>
       <w:tab/>
       <w:tab/>
-      <w:t>2026-05-22</w:t>
+      <w:t>2026-05-23</w:t>
       <w:br/>
       <w:br/>
     </w:r>

--- a/klagomål/A 47207-2025 FSC-klagomål.docx
+++ b/klagomål/A 47207-2025 FSC-klagomål.docx
@@ -680,7 +680,7 @@
     <w:r>
       <w:tab/>
       <w:tab/>
-      <w:t>2026-05-23</w:t>
+      <w:t>2026-05-24</w:t>
       <w:br/>
       <w:br/>
     </w:r>

--- a/klagomål/A 47207-2025 FSC-klagomål.docx
+++ b/klagomål/A 47207-2025 FSC-klagomål.docx
@@ -680,7 +680,7 @@
     <w:r>
       <w:tab/>
       <w:tab/>
-      <w:t>2026-05-24</w:t>
+      <w:t>2026-05-25</w:t>
       <w:br/>
       <w:br/>
     </w:r>

--- a/klagomål/A 47207-2025 FSC-klagomål.docx
+++ b/klagomål/A 47207-2025 FSC-klagomål.docx
@@ -680,7 +680,7 @@
     <w:r>
       <w:tab/>
       <w:tab/>
-      <w:t>2026-05-25</w:t>
+      <w:t>2026-05-26</w:t>
       <w:br/>
       <w:br/>
     </w:r>

--- a/klagomål/A 47207-2025 FSC-klagomål.docx
+++ b/klagomål/A 47207-2025 FSC-klagomål.docx
@@ -680,7 +680,7 @@
     <w:r>
       <w:tab/>
       <w:tab/>
-      <w:t>2026-05-26</w:t>
+      <w:t>2026-05-27</w:t>
       <w:br/>
       <w:br/>
     </w:r>

--- a/klagomål/A 47207-2025 FSC-klagomål.docx
+++ b/klagomål/A 47207-2025 FSC-klagomål.docx
@@ -680,7 +680,7 @@
     <w:r>
       <w:tab/>
       <w:tab/>
-      <w:t>2026-05-27</w:t>
+      <w:t>2026-05-28</w:t>
       <w:br/>
       <w:br/>
     </w:r>

--- a/klagomål/A 47207-2025 FSC-klagomål.docx
+++ b/klagomål/A 47207-2025 FSC-klagomål.docx
@@ -680,7 +680,7 @@
     <w:r>
       <w:tab/>
       <w:tab/>
-      <w:t>2026-05-28</w:t>
+      <w:t>2026-05-29</w:t>
       <w:br/>
       <w:br/>
     </w:r>

--- a/klagomål/A 47207-2025 FSC-klagomål.docx
+++ b/klagomål/A 47207-2025 FSC-klagomål.docx
@@ -680,7 +680,7 @@
     <w:r>
       <w:tab/>
       <w:tab/>
-      <w:t>2026-05-29</w:t>
+      <w:t>2026-05-30</w:t>
       <w:br/>
       <w:br/>
     </w:r>

--- a/klagomål/A 47207-2025 FSC-klagomål.docx
+++ b/klagomål/A 47207-2025 FSC-klagomål.docx
@@ -680,7 +680,7 @@
     <w:r>
       <w:tab/>
       <w:tab/>
-      <w:t>2026-05-30</w:t>
+      <w:t>2026-05-31</w:t>
       <w:br/>
       <w:br/>
     </w:r>

--- a/klagomål/A 47207-2025 FSC-klagomål.docx
+++ b/klagomål/A 47207-2025 FSC-klagomål.docx
@@ -680,7 +680,7 @@
     <w:r>
       <w:tab/>
       <w:tab/>
-      <w:t>2026-05-31</w:t>
+      <w:t>2026-06-01</w:t>
       <w:br/>
       <w:br/>
     </w:r>

--- a/klagomål/A 47207-2025 FSC-klagomål.docx
+++ b/klagomål/A 47207-2025 FSC-klagomål.docx
@@ -680,7 +680,7 @@
     <w:r>
       <w:tab/>
       <w:tab/>
-      <w:t>2026-06-01</w:t>
+      <w:t>2026-06-02</w:t>
       <w:br/>
       <w:br/>
     </w:r>

--- a/klagomål/A 47207-2025 FSC-klagomål.docx
+++ b/klagomål/A 47207-2025 FSC-klagomål.docx
@@ -680,7 +680,7 @@
     <w:r>
       <w:tab/>
       <w:tab/>
-      <w:t>2026-06-02</w:t>
+      <w:t>2026-06-03</w:t>
       <w:br/>
       <w:br/>
     </w:r>

--- a/klagomål/A 47207-2025 FSC-klagomål.docx
+++ b/klagomål/A 47207-2025 FSC-klagomål.docx
@@ -680,7 +680,7 @@
     <w:r>
       <w:tab/>
       <w:tab/>
-      <w:t>2026-06-03</w:t>
+      <w:t>2026-06-04</w:t>
       <w:br/>
       <w:br/>
     </w:r>

--- a/klagomål/A 47207-2025 FSC-klagomål.docx
+++ b/klagomål/A 47207-2025 FSC-klagomål.docx
@@ -680,7 +680,7 @@
     <w:r>
       <w:tab/>
       <w:tab/>
-      <w:t>2026-06-04</w:t>
+      <w:t>2026-06-05</w:t>
       <w:br/>
       <w:br/>
     </w:r>

--- a/klagomål/A 47207-2025 FSC-klagomål.docx
+++ b/klagomål/A 47207-2025 FSC-klagomål.docx
@@ -680,7 +680,7 @@
     <w:r>
       <w:tab/>
       <w:tab/>
-      <w:t>2026-06-05</w:t>
+      <w:t>2026-06-06</w:t>
       <w:br/>
       <w:br/>
     </w:r>

--- a/klagomål/A 47207-2025 FSC-klagomål.docx
+++ b/klagomål/A 47207-2025 FSC-klagomål.docx
@@ -680,7 +680,7 @@
     <w:r>
       <w:tab/>
       <w:tab/>
-      <w:t>2026-06-06</w:t>
+      <w:t>2026-06-07</w:t>
       <w:br/>
       <w:br/>
     </w:r>

--- a/klagomål/A 47207-2025 FSC-klagomål.docx
+++ b/klagomål/A 47207-2025 FSC-klagomål.docx
@@ -680,7 +680,7 @@
     <w:r>
       <w:tab/>
       <w:tab/>
-      <w:t>2026-06-07</w:t>
+      <w:t>2026-06-08</w:t>
       <w:br/>
       <w:br/>
     </w:r>
